--- a/Job Hunt 2026/2026-09-09 - Cardone Ventures - Social Content Creator/Joshua_Chappell_Resume_CardoneVentures.docx
+++ b/Job Hunt 2026/2026-09-09 - Cardone Ventures - Social Content Creator/Joshua_Chappell_Resume_CardoneVentures.docx
@@ -31,9 +31,9 @@
           <w:sz w:val="22"/>
           <w:szCs w:val="22"/>
         </w:rPr>
-        <w:t xml:space="preserve">Mesa, AZ  •  480-586-7959  •  </w:t>
-      </w:r>
-      <w:hyperlink w:history="1" r:id="rIdzcvuz2q8u9hiervs0bmen">
+        <w:t xml:space="preserve">Mesa, AZ • 480-586-7959 • </w:t>
+      </w:r>
+      <w:hyperlink w:history="1" r:id="rId8-g7cqbv0it4k0g0rdcxm">
         <w:r>
           <w:rPr>
             <w:rFonts w:ascii="Calibri" w:cs="Calibri" w:eastAsia="Calibri" w:hAnsi="Calibri"/>
@@ -49,7 +49,7 @@
       <w:pPr>
         <w:jc w:val="center"/>
       </w:pPr>
-      <w:hyperlink w:history="1" r:id="rIdkelp3z-61sy8oqqpfphea">
+      <w:hyperlink w:history="1" r:id="rIdjkbxkmkkhxk-msbsrcigf">
         <w:r>
           <w:rPr>
             <w:rFonts w:ascii="Calibri" w:cs="Calibri" w:eastAsia="Calibri" w:hAnsi="Calibri"/>
@@ -67,9 +67,9 @@
           <w:sz w:val="22"/>
           <w:szCs w:val="22"/>
         </w:rPr>
-        <w:t xml:space="preserve">  •  </w:t>
-      </w:r>
-      <w:hyperlink w:history="1" r:id="rIddqpu48pk4bebmzzxotme1">
+        <w:t xml:space="preserve"> • </w:t>
+      </w:r>
+      <w:hyperlink w:history="1" r:id="rIdybnvde5yz5fq0n1xzqja3">
         <w:r>
           <w:rPr>
             <w:rFonts w:ascii="Calibri" w:cs="Calibri" w:eastAsia="Calibri" w:hAnsi="Calibri"/>
@@ -87,9 +87,9 @@
           <w:sz w:val="22"/>
           <w:szCs w:val="22"/>
         </w:rPr>
-        <w:t xml:space="preserve">  •  </w:t>
-      </w:r>
-      <w:hyperlink w:history="1" r:id="rIdos_jfvu2qjm-3bl9gvlcl">
+        <w:t xml:space="preserve"> • </w:t>
+      </w:r>
+      <w:hyperlink w:history="1" r:id="rIdp6ze4adnu8mirrml-rqpm">
         <w:r>
           <w:rPr>
             <w:rFonts w:ascii="Calibri" w:cs="Calibri" w:eastAsia="Calibri" w:hAnsi="Calibri"/>
@@ -170,7 +170,7 @@
           <w:sz w:val="21"/>
           <w:szCs w:val="21"/>
         </w:rPr>
-        <w:t xml:space="preserve">	Mesa, AZ  |  2025 - Present</w:t>
+        <w:t xml:space="preserve">	Mesa, AZ | 2025 - Present</w:t>
       </w:r>
     </w:p>
     <w:p>
@@ -299,7 +299,7 @@
           <w:sz w:val="21"/>
           <w:szCs w:val="21"/>
         </w:rPr>
-        <w:t xml:space="preserve">	Glendale, AZ  |  Sep 2019 - Present</w:t>
+        <w:t xml:space="preserve">	Glendale, AZ | Sep 2019 - Present</w:t>
       </w:r>
     </w:p>
     <w:p>
@@ -428,7 +428,7 @@
           <w:sz w:val="21"/>
           <w:szCs w:val="21"/>
         </w:rPr>
-        <w:t xml:space="preserve">	Phoenix, AZ  |  Oct 2021 - Oct 2023</w:t>
+        <w:t xml:space="preserve">	Phoenix, AZ | Oct 2021 - Oct 2023</w:t>
       </w:r>
     </w:p>
     <w:p>
@@ -557,7 +557,7 @@
           <w:sz w:val="21"/>
           <w:szCs w:val="21"/>
         </w:rPr>
-        <w:t xml:space="preserve">	Phoenix, AZ  |  Feb 2025 - June 2025</w:t>
+        <w:t xml:space="preserve">	Phoenix, AZ | Feb 2025 - June 2025</w:t>
       </w:r>
     </w:p>
     <w:p>
@@ -660,7 +660,7 @@
           <w:sz w:val="22"/>
           <w:szCs w:val="22"/>
         </w:rPr>
-        <w:t xml:space="preserve">Videography &amp; Cinematography  •  Editing (Premiere Pro, DaVinci Resolve, After Effects, Audition, Final Cut Pro)  •  Short-Form &amp; Platform-Native Content  •  Lighting &amp; Audio  •  Color Grading  •  Motion Graphics  •  Photography (Photoshop, Lightroom)  •  Multi-Camera Systems (Sony FX, Canon, RED)  •  Drone &amp; Gimbal (FAA Part 107)  •  Asset Management (Frame.io, Dropbox)  •  Project Management (Wrike, Notion, Trello, Workamajig)  •  AI-Assisted Production</w:t>
+        <w:t xml:space="preserve">Videography &amp; Cinematography • Editing (Premiere Pro, DaVinci Resolve, After Effects, Audition, Final Cut Pro) • Short-Form &amp; Platform-Native Content • Lighting &amp; Audio • Color Grading • Motion Graphics • Photography (Photoshop, Lightroom) • Multi-Camera Systems (Sony FX, Canon, RED) • Drone &amp; Gimbal (FAA Part 107) • Asset Management (Frame.io, Dropbox) • Project Management (Wrike, Notion, Trello, Workamajig) • AI-Assisted Production</w:t>
       </w:r>
     </w:p>
     <w:p>
@@ -759,7 +759,7 @@
           <w:sz w:val="22"/>
           <w:szCs w:val="22"/>
         </w:rPr>
-        <w:t xml:space="preserve">Part 107 Drone Operator License  •  Google Digital Marketing &amp; E-Commerce  •  HubSpot Inbound Marketing</w:t>
+        <w:t xml:space="preserve">Part 107 Drone Operator License • Google Digital Marketing &amp; E-Commerce • HubSpot Inbound Marketing</w:t>
       </w:r>
     </w:p>
     <w:sectPr>
@@ -937,7 +937,7 @@
     <w:lvl w:ilvl="0" w:tentative="1">
       <w:start w:val="1"/>
       <w:numFmt w:val="bullet"/>
-      <w:lvlText w:val="▪"/>
+      <w:lvlText w:val="•"/>
       <w:lvlJc w:val="left"/>
       <w:pPr>
         <w:ind w:left="280" w:hanging="280"/>
